--- a/reports/generated/Microsoft_ESG_Report_Generated.docx
+++ b/reports/generated/Microsoft_ESG_Report_Generated.docx
@@ -26,7 +26,7 @@
           <w:color w:val="555555"/>
           <w:sz w:val="22"/>
         </w:rPr>
-        <w:t>ESG Report 2025/2026 | DataNXT-relevante Antworten und Quellen-Audit</w:t>
+        <w:t>ESG Report 2025/2026 | DataNXT relevant answers and source audit</w:t>
       </w:r>
     </w:p>
     <w:p>
@@ -34,7 +34,7 @@
         <w:pStyle w:val="Heading1"/>
       </w:pPr>
       <w:r>
-        <w:t>Methodik und Datenbasis</w:t>
+        <w:t>Methodology and Data Basis</w:t>
       </w:r>
     </w:p>
     <w:p>
@@ -42,7 +42,7 @@
         <w:spacing w:after="120" w:line="264" w:lineRule="auto"/>
       </w:pPr>
       <w:r>
-        <w:t>Dieser Bericht konsolidiert die in DataNXT als relevant markierten Antworten mit dem lokalen Quellen-Audit im Projektordner. Offizielle Nachhaltigkeits-/Integrated Reports werden als Benchmark und Validierungsquelle verwendet; operative Annual Reports, Proxy-/AGM-Dokumente, Risk Reports, D&amp;I-/AI-/Data-Center-Dokumente und ausgewählte Unternehmensseiten bilden die Arbeitsgrundlage.</w:t>
+        <w:t>This report consolidates the answers marked as relevant in DataNXT with the local source audit in the project folder. Official sustainability and integrated reports are used as benchmark and validation sources; operational annual reports, proxy or AGM documents, risk reports, D&amp;I, AI, data-center documents and selected corporate pages form the working evidence base.</w:t>
       </w:r>
     </w:p>
     <w:p>
@@ -50,7 +50,7 @@
         <w:spacing w:after="120" w:line="264" w:lineRule="auto"/>
       </w:pPr>
       <w:r>
-        <w:t>Berichtsstand ist der 11. Juli 2026. Wo Kennzahlen aus 2024 stammen, wird dies im Text kenntlich gemacht; ansonsten beziehen sich die Aussagen auf 2025/2026 verfügbare Berichte.</w:t>
+        <w:t>The reporting cut-off is 11 July 2026. Where figures refer to 2024, this is stated in the text; otherwise the report reflects 2025/2026 documents available during the workflow.</w:t>
       </w:r>
     </w:p>
     <w:p>
@@ -58,7 +58,7 @@
         <w:pStyle w:val="Heading2"/>
       </w:pPr>
       <w:r>
-        <w:t>DataNXT-Status</w:t>
+        <w:t>DataNXT Status</w:t>
       </w:r>
     </w:p>
     <w:p>
@@ -67,7 +67,7 @@
         <w:spacing w:after="120" w:line="280" w:lineRule="auto"/>
       </w:pPr>
       <w:r>
-        <w:t>General Information: relevante Antwort mit Mission, Cloud-/Produktivität-/Personal-Computing-Geschäft.</w:t>
+        <w:t>General Information: relevant answer covering mission, cloud, productivity, collaboration and personal computing.</w:t>
       </w:r>
     </w:p>
     <w:p>
@@ -76,7 +76,7 @@
         <w:spacing w:after="120" w:line="280" w:lineRule="auto"/>
       </w:pPr>
       <w:r>
-        <w:t>Environmental: relevante Antwort zu Umwelttransparenz, Scope-3-Schwerpunkt und digitalen Unternehmen.</w:t>
+        <w:t>Environmental: relevant answer covering environmental transparency, Scope 3 exposure and digital-company emissions patterns.</w:t>
       </w:r>
     </w:p>
     <w:p>
@@ -85,7 +85,7 @@
         <w:spacing w:after="120" w:line="280" w:lineRule="auto"/>
       </w:pPr>
       <w:r>
-        <w:t>Social: relevante Antwort zu Diversity, Inclusion, Accessibility und Employee Surveys.</w:t>
+        <w:t>Social: relevant answer covering diversity, inclusion, accessibility and employee survey signals.</w:t>
       </w:r>
     </w:p>
     <w:p>
@@ -94,7 +94,7 @@
         <w:spacing w:after="120" w:line="280" w:lineRule="auto"/>
       </w:pPr>
       <w:r>
-        <w:t>Governance: relevante Antwort zu Board-Unabhängigkeit, Responsible AI, Privacy, Cybersecurity und Digital Safety.</w:t>
+        <w:t>Governance: relevant answer covering board independence, responsible AI, privacy, cybersecurity and digital safety.</w:t>
       </w:r>
     </w:p>
     <w:p>
@@ -110,7 +110,7 @@
         <w:spacing w:after="120" w:line="264" w:lineRule="auto"/>
       </w:pPr>
       <w:r>
-        <w:t>Microsoft verbindet starke finanzielle Leistungsfähigkeit, Cloud- und KI-Wachstum mit einer sehr ambitionierten ESG-Agenda. Die größte Spannung liegt zwischen schnell wachsender AI-/Data-Center-Nachfrage und den eigenen Umweltzielen. Governance-seitig ist Microsoft durch Responsible-AI-Strukturen, Datenschutz, Cybersecurity und Board-Aufsicht vergleichsweise reif aufgestellt.</w:t>
+        <w:t>Microsoft combines strong financial performance and cloud/AI growth with an ambitious ESG agenda. The main tension is between rapid AI and data-center expansion and the company's own environmental goals. Governance maturity is comparatively high, especially in responsible AI, privacy, cybersecurity, digital safety and board oversight.</w:t>
       </w:r>
     </w:p>
     <w:p>
@@ -118,7 +118,7 @@
         <w:pStyle w:val="Heading1"/>
       </w:pPr>
       <w:r>
-        <w:t>Kernkennzahlen und ESG-Signale</w:t>
+        <w:t>Key Metrics and ESG Signals</w:t>
       </w:r>
     </w:p>
     <w:tbl>
@@ -146,7 +146,7 @@
               <w:rPr>
                 <w:b/>
               </w:rPr>
-              <w:t>Kategorie</w:t>
+              <w:t>Category</w:t>
             </w:r>
           </w:p>
         </w:tc>
@@ -161,7 +161,7 @@
               <w:rPr>
                 <w:b/>
               </w:rPr>
-              <w:t>Kernaussage / Kennzahl</w:t>
+              <w:t>Key statement / metric</w:t>
             </w:r>
           </w:p>
         </w:tc>
@@ -174,7 +174,7 @@
           </w:tcPr>
           <w:p>
             <w:r>
-              <w:t>Umsatz</w:t>
+              <w:t>Revenue</w:t>
             </w:r>
           </w:p>
         </w:tc>
@@ -185,7 +185,7 @@
           </w:tcPr>
           <w:p>
             <w:r>
-              <w:t>FY2025: ca. USD 281,7 Mrd.; operative Entwicklung stark durch Cloud und KI-Infrastruktur geprägt.</w:t>
+              <w:t>FY2025 revenue of approximately USD 281.7 billion; growth strongly linked to cloud and AI infrastructure.</w:t>
             </w:r>
           </w:p>
         </w:tc>
@@ -198,7 +198,7 @@
           </w:tcPr>
           <w:p>
             <w:r>
-              <w:t>Beschäftigte</w:t>
+              <w:t>Workforce</w:t>
             </w:r>
           </w:p>
         </w:tc>
@@ -209,7 +209,7 @@
           </w:tcPr>
           <w:p>
             <w:r>
-              <w:t>ca. 228.000 Mitarbeitende zum Ende FY2025.</w:t>
+              <w:t>Approximately 228,000 employees at the end of FY2025.</w:t>
             </w:r>
           </w:p>
         </w:tc>
@@ -222,7 +222,7 @@
           </w:tcPr>
           <w:p>
             <w:r>
-              <w:t>Umweltziele</w:t>
+              <w:t>Environmental goals</w:t>
             </w:r>
           </w:p>
         </w:tc>
@@ -233,7 +233,7 @@
           </w:tcPr>
           <w:p>
             <w:r>
-              <w:t>Carbon negative, water positive, zero waste und Schutz/Restoration von Ökosystemen als zentrale Zielarchitektur.</w:t>
+              <w:t>Carbon negative, water positive, zero waste and ecosystem protection/restoration are core objectives.</w:t>
             </w:r>
           </w:p>
         </w:tc>
@@ -246,7 +246,7 @@
           </w:tcPr>
           <w:p>
             <w:r>
-              <w:t>Wasser</w:t>
+              <w:t>Water</w:t>
             </w:r>
           </w:p>
         </w:tc>
@@ -257,7 +257,7 @@
           </w:tcPr>
           <w:p>
             <w:r>
-              <w:t>FY2024: rund 50 Mio. m3 contracted water replenishment laut Environmental Sustainability Report.</w:t>
+              <w:t>FY2024: approximately 50 million cubic meters of contracted water replenishment.</w:t>
             </w:r>
           </w:p>
         </w:tc>
@@ -270,7 +270,7 @@
           </w:tcPr>
           <w:p>
             <w:r>
-              <w:t>Waste/Packaging</w:t>
+              <w:t>Waste / packaging</w:t>
             </w:r>
           </w:p>
         </w:tc>
@@ -281,7 +281,7 @@
           </w:tcPr>
           <w:p>
             <w:r>
-              <w:t>FY2024: 88,1% operational waste diversion; 94,8% Verpackungs-Recyclability.</w:t>
+              <w:t>FY2024: 88.1% operational waste diversion and 94.8% packaging recyclability.</w:t>
             </w:r>
           </w:p>
         </w:tc>
@@ -305,7 +305,7 @@
           </w:tcPr>
           <w:p>
             <w:r>
-              <w:t>2025 Transparency Report: 30 Responsible-AI-Tools mit 155 Features und Board-/Committee-Aufsicht.</w:t>
+              <w:t>The 2025 Transparency Report describes 30 responsible-AI tools with 155 features and board/committee oversight.</w:t>
             </w:r>
           </w:p>
         </w:tc>
@@ -324,7 +324,7 @@
         <w:spacing w:after="120" w:line="264" w:lineRule="auto"/>
       </w:pPr>
       <w:r>
-        <w:t>Microsofts Mission ist es, jede Person und jede Organisation zu befähigen, mehr zu erreichen. Das Geschäftsmodell kombiniert Produktivitätssoftware, Cloud-Plattformen, Entwicklerwerkzeuge, Betriebssysteme, Gaming, Devices, LinkedIn, Werbung und professionelle Services.</w:t>
+        <w:t>Microsoft's mission is to empower every person and every organization on the planet to achieve more. The business combines productivity software, cloud platforms, developer tools, operating systems, gaming, devices, LinkedIn, advertising and professional services.</w:t>
       </w:r>
     </w:p>
     <w:p>
@@ -332,7 +332,7 @@
         <w:spacing w:after="120" w:line="264" w:lineRule="auto"/>
       </w:pPr>
       <w:r>
-        <w:t>ESG-Materialität ergibt sich besonders aus Azure und Rechenzentren, AI-Produkten, Kunden- und Datenverantwortung, Software-Lieferketten, Zugänglichkeit digitaler Dienste sowie Arbeits- und Diversity-Themen.</w:t>
+        <w:t>ESG materiality is concentrated in Azure and data centers, AI products, customer and data responsibility, software supply chains, accessibility of digital services, workforce development and diversity.</w:t>
       </w:r>
     </w:p>
     <w:p>
@@ -340,7 +340,7 @@
         <w:spacing w:after="120" w:line="264" w:lineRule="auto"/>
       </w:pPr>
       <w:r>
-        <w:t>DataNXT fasste Microsofts Geschäftsmodell in den Segmenten Produktivität/Kollaboration, Intelligent Cloud und Personal Computing zusammen. Azure ist zugleich Wachstumsmotor und zentraler Träger von Umwelt-, Cybersecurity- und Responsible-AI-Risiken.</w:t>
+        <w:t>DataNXT summarized Microsoft's business across productivity and collaboration, intelligent cloud and personal computing. Azure is both a growth engine and the center of environmental, cybersecurity and responsible-AI risk.</w:t>
       </w:r>
     </w:p>
     <w:p>
@@ -356,7 +356,7 @@
         <w:spacing w:after="120" w:line="264" w:lineRule="auto"/>
       </w:pPr>
       <w:r>
-        <w:t>Microsoft setzt sich ambitionierte Ziele: carbon negative, water positive, zero waste und Schutz/Restoration von Flächen. Diese Ziele werden durch Cloud- und KI-Wachstum anspruchsvoller, weil Rechenzentren Strom, Wasser, Baumaterialien und Hardware-Lieferketten benötigen.</w:t>
+        <w:t>Microsoft's environmental objectives are carbon negative, water positive, zero waste and ecosystem protection/restoration. These goals become more demanding as cloud and AI workloads increase electricity demand, water use, hardware needs and construction-related emissions.</w:t>
       </w:r>
     </w:p>
     <w:p>
@@ -364,7 +364,7 @@
         <w:spacing w:after="120" w:line="264" w:lineRule="auto"/>
       </w:pPr>
       <w:r>
-        <w:t>Der Environmental Sustainability Report betont Fortschritte bei Wasserreplenishment, Waste Diversion, Packaging-Recyclability und Flächenschutz. Gleichzeitig bleibt Scope 3 der größte Hebel und die größte Lücke, insbesondere durch Kapitalgüter, Hardware, Lieferketten und Kundennutzung.</w:t>
+        <w:t>The Environmental Sustainability Report highlights progress in water replenishment, waste diversion, packaging recyclability and land protection. Scope 3 remains the largest lever and the largest challenge, particularly through capital goods, hardware, supplier emissions and customer use.</w:t>
       </w:r>
     </w:p>
     <w:p>
@@ -372,7 +372,7 @@
         <w:spacing w:after="120" w:line="264" w:lineRule="auto"/>
       </w:pPr>
       <w:r>
-        <w:t>Microsoft arbeitet an effizienterem Data-Center-Design, alternativen Kühltechnologien, erneuerbaren Energien, Kreislaufwirtschaft für Hardware und datengetriebenem Umweltmanagement. Für einen ESG-Investor ist entscheidend, ob absolute Emissionen und Wasserentnahme trotz AI-Skalierung glaubwürdig sinken.</w:t>
+        <w:t>Microsoft is investing in more efficient data-center design, alternative cooling, renewable energy, hardware circularity and data-driven environmental management. For ESG monitoring, the key question is whether absolute emissions and water impact can decline while AI infrastructure expands.</w:t>
       </w:r>
     </w:p>
     <w:p>
@@ -388,7 +388,7 @@
         <w:spacing w:after="120" w:line="264" w:lineRule="auto"/>
       </w:pPr>
       <w:r>
-        <w:t>Microsofts Social-Profil ist stark durch Talent, Diversity &amp; Inclusion, Accessibility, digitale Sicherheit und Bildung geprägt. DataNXT hob hervor, dass alle Mitarbeitenden eine D&amp;I Core Priority setzen und Employee-Survey-Werte zu Allyship und Inclusion veröffentlicht werden.</w:t>
+        <w:t>Microsoft's social profile is shaped by talent, diversity and inclusion, accessibility, digital safety and skills development. DataNXT noted that every employee sets an annual D&amp;I Core Priority and that the company discloses survey signals on allyship and inclusion.</w:t>
       </w:r>
     </w:p>
     <w:p>
@@ -396,7 +396,7 @@
         <w:spacing w:after="120" w:line="264" w:lineRule="auto"/>
       </w:pPr>
       <w:r>
-        <w:t>Die D&amp;I-Berichterstattung umfasst Pay-Equity-Analysen, Employee Resource Groups, Inklusionsprogramme, globale Talententwicklung und Barrierefreiheit. Accessibility ist bei Microsoft auch Produktstrategie: digitale Tools sollen Menschen mit Behinderungen, Bildungseinrichtungen und Organisationen stärker befähigen.</w:t>
+        <w:t>D&amp;I reporting includes pay-equity analysis, employee resource groups, inclusion programs, global talent development and accessibility. Accessibility is not only a social program; it is also a product strategy for making digital tools more useful for people with disabilities, schools and organizations.</w:t>
       </w:r>
     </w:p>
     <w:p>
@@ -404,7 +404,7 @@
         <w:spacing w:after="120" w:line="264" w:lineRule="auto"/>
       </w:pPr>
       <w:r>
-        <w:t>Risiken bestehen in hoher Nachfrage nach AI-Talent, Restrukturierungen, psychischer Belastung, ethischen Auswirkungen von Technologien, Desinformation/Digital Safety und globalen Menschenrechtsfragen in digitalen Diensten.</w:t>
+        <w:t>Key social risks include AI talent competition, restructuring pressure, employee well-being, ethical technology impacts, disinformation, digital safety and human-rights impacts of digital services.</w:t>
       </w:r>
     </w:p>
     <w:p>
@@ -420,7 +420,7 @@
         <w:spacing w:after="120" w:line="264" w:lineRule="auto"/>
       </w:pPr>
       <w:r>
-        <w:t>Microsofts Governance kombiniert mehrheitlich unabhängige Board-Strukturen, Ausschüsse und jährliche Evaluierungen. DataNXT berichtete elf von zwölf unabhängige Directors sowie regelmäßige Executive Sessions.</w:t>
+        <w:t>Microsoft's governance combines a majority-independent board, board committees and annual evaluations. DataNXT reported that 11 of 12 directors are independent and that executive sessions are part of the governance process.</w:t>
       </w:r>
     </w:p>
     <w:p>
@@ -428,7 +428,7 @@
         <w:spacing w:after="120" w:line="264" w:lineRule="auto"/>
       </w:pPr>
       <w:r>
-        <w:t>Responsible AI ist ein Kernpunkt: Der 2025 Responsible AI Transparency Report beschreibt Board-Aufsicht über AI-Strategie und Risiken, Unterstützung durch das Environmental, Social and Public Policy Committee, Sensitive-Use-Reviews, NIST-orientierte Risikobewertung und Transparenznotizen.</w:t>
+        <w:t>Responsible AI is a core governance field. The 2025 Responsible AI Transparency Report describes board oversight of AI strategy and risk, support from the Environmental, Social and Public Policy Committee, sensitive-use reviews, NIST-oriented risk practices and transparency notes.</w:t>
       </w:r>
     </w:p>
     <w:p>
@@ -436,7 +436,7 @@
         <w:spacing w:after="120" w:line="264" w:lineRule="auto"/>
       </w:pPr>
       <w:r>
-        <w:t>Datenschutz, Cybersecurity, digitale Sicherheit und regulatorische AI-Compliance sind wesentliche Governance-Felder. Die Reife der Strukturen ist hoch; zugleich steigt die Exposition durch die Geschwindigkeit der Produktintegration und die Abhängigkeit von Cloud-Ökosystemen.</w:t>
+        <w:t>Privacy, cybersecurity, digital safety and AI regulation are material governance topics. The governance architecture is mature, but exposure rises because AI capabilities are being integrated rapidly across products and customer workflows.</w:t>
       </w:r>
     </w:p>
     <w:p>
@@ -444,7 +444,7 @@
         <w:pStyle w:val="Heading1"/>
       </w:pPr>
       <w:r>
-        <w:t>ESG-Risiken, Datenlücken und Prioritäten</w:t>
+        <w:t>ESG Risks, Data Gaps and Priorities</w:t>
       </w:r>
     </w:p>
     <w:p>
@@ -453,7 +453,7 @@
         <w:spacing w:after="120" w:line="280" w:lineRule="auto"/>
       </w:pPr>
       <w:r>
-        <w:t>AI- und Cloud-Wachstum können Umweltziele, Energieverfügbarkeit und Wasserstrategie belasten.</w:t>
+        <w:t>AI and cloud growth may pressure environmental goals, energy availability and water strategy.</w:t>
       </w:r>
     </w:p>
     <w:p>
@@ -462,7 +462,7 @@
         <w:spacing w:after="120" w:line="280" w:lineRule="auto"/>
       </w:pPr>
       <w:r>
-        <w:t>Scope-3-Emissionen, Lieferkettenhardware und Kundennutzungsphase bleiben schwer steuerbar.</w:t>
+        <w:t>Scope 3 emissions, hardware supply chains and customer-use emissions remain difficult to steer.</w:t>
       </w:r>
     </w:p>
     <w:p>
@@ -471,7 +471,7 @@
         <w:spacing w:after="120" w:line="280" w:lineRule="auto"/>
       </w:pPr>
       <w:r>
-        <w:t>Responsible-AI-Fehler, Cybersecurity-Vorfälle oder Missbrauch digitaler Plattformen können Reputation und Regulierung beeinflussen.</w:t>
+        <w:t>Responsible-AI failures, cybersecurity incidents or misuse of digital platforms could affect trust and regulation.</w:t>
       </w:r>
     </w:p>
     <w:p>
@@ -480,7 +480,7 @@
         <w:spacing w:after="120" w:line="280" w:lineRule="auto"/>
       </w:pPr>
       <w:r>
-        <w:t>Datenlücken betreffen vor allem absolute Umweltentwicklung nach AI-Boom, regionalen Wasserstress und externe Wirkungsnachweise sozialer Programme.</w:t>
+        <w:t>Data gaps remain around post-AI-boom absolute environmental performance, regional water stress and external proof of social-program outcomes.</w:t>
       </w:r>
     </w:p>
     <w:p>
@@ -488,7 +488,7 @@
         <w:pStyle w:val="Heading1"/>
       </w:pPr>
       <w:r>
-        <w:t>Priorisierte Monitoring-Fragen</w:t>
+        <w:t>Prioritized Monitoring Questions</w:t>
       </w:r>
     </w:p>
     <w:p>
@@ -497,7 +497,7 @@
         <w:spacing w:after="120" w:line="280" w:lineRule="auto"/>
       </w:pPr>
       <w:r>
-        <w:t>Welche ESG-Kennzahlen sind im nächsten Berichtszyklus extern geprüft, und wo beruhen Aussagen noch auf Managementangaben oder modellierten Annahmen?</w:t>
+        <w:t>Which ESG metrics are externally assured in the next reporting cycle, and which statements still rely on management assertions or modeled assumptions?</w:t>
       </w:r>
     </w:p>
     <w:p>
@@ -506,7 +506,7 @@
         <w:spacing w:after="120" w:line="280" w:lineRule="auto"/>
       </w:pPr>
       <w:r>
-        <w:t>Wie entwickeln sich absolute Emissionen, Energiebedarf, Wasserwirkung und Scope-3-Kategorien im Verhältnis zu Umsatz-, Cloud-, Plattform- oder Logistikwachstum?</w:t>
+        <w:t>How do absolute emissions, energy demand, water impact and Scope 3 categories develop relative to revenue, cloud, platform or logistics growth?</w:t>
       </w:r>
     </w:p>
     <w:p>
@@ -515,7 +515,7 @@
         <w:spacing w:after="120" w:line="280" w:lineRule="auto"/>
       </w:pPr>
       <w:r>
-        <w:t>Welche ESG-Ziele sind mit Vorstands-/Managementvergütung, Investitionsentscheidungen, Lieferantensteuerung und Produktentwicklung verknüpft?</w:t>
+        <w:t>Which ESG targets are linked to executive compensation, capital allocation, supplier management and product development?</w:t>
       </w:r>
     </w:p>
     <w:p>
@@ -524,7 +524,7 @@
         <w:spacing w:after="120" w:line="280" w:lineRule="auto"/>
       </w:pPr>
       <w:r>
-        <w:t>Welche Beschwerden, Audits, Incidents oder Stakeholder-Feedbacks zeigen tatsächliche Wirkung der Social- und Governance-Programme statt nur Prozessabdeckung?</w:t>
+        <w:t>Which complaints, audits, incidents or stakeholder feedback show the real effectiveness of social and governance programs rather than only process coverage?</w:t>
       </w:r>
     </w:p>
     <w:p>
@@ -533,7 +533,7 @@
         <w:spacing w:after="120" w:line="280" w:lineRule="auto"/>
       </w:pPr>
       <w:r>
-        <w:t>Welche DataNXT-Antworten sollten im nächsten Schritt mit zusätzlichen Primärdokumenten vertieft werden, etwa Audit Reports, Assurance Statements, regionalen Umweltkennzahlen oder Supplier-Listen?</w:t>
+        <w:t>Which DataNXT answers should be deepened with additional primary documents, such as assurance statements, regional environmental metrics, supplier lists or audit reports?</w:t>
       </w:r>
     </w:p>
     <w:p>
@@ -541,7 +541,7 @@
         <w:pStyle w:val="Heading1"/>
       </w:pPr>
       <w:r>
-        <w:t>Quellenanhang</w:t>
+        <w:t>Source Appendix</w:t>
       </w:r>
     </w:p>
     <w:p>
@@ -549,7 +549,7 @@
         <w:spacing w:after="80"/>
       </w:pPr>
       <w:r>
-        <w:t>Die Tabelle nennt die wichtigsten Quellen, die im DataNXT-Workflow und im lokalen Quellen-Audit verwendet wurden.</w:t>
+        <w:t>The table lists the most important sources used in the DataNXT workflow and in the local source audit.</w:t>
       </w:r>
     </w:p>
     <w:tbl>
@@ -574,7 +574,7 @@
           </w:tcPr>
           <w:p>
             <w:r>
-              <w:t>Quelle</w:t>
+              <w:t>Source</w:t>
             </w:r>
           </w:p>
         </w:tc>
@@ -586,7 +586,7 @@
           </w:tcPr>
           <w:p>
             <w:r>
-              <w:t>Verwendung</w:t>
+              <w:t>Use</w:t>
             </w:r>
           </w:p>
         </w:tc>
@@ -610,7 +610,7 @@
           </w:tcPr>
           <w:p>
             <w:r>
-              <w:t>Lokal: data/microsoft/microsoft_2025_annual_report.pdf</w:t>
+              <w:t>Local: data/microsoft/microsoft_2025_annual_report.pdf</w:t>
             </w:r>
           </w:p>
         </w:tc>
@@ -706,7 +706,7 @@
           </w:tcPr>
           <w:p>
             <w:r>
-              <w:t>Lokal: data/microsoft/microsoft_2025_proxy_statement.pdf</w:t>
+              <w:t>Local: data/microsoft/microsoft_2025_proxy_statement.pdf</w:t>
             </w:r>
           </w:p>
         </w:tc>
